--- a/plasturgie/injection/fiche_reglage.docx
+++ b/plasturgie/injection/fiche_reglage.docx
@@ -5297,9 +5297,9 @@
                   </w:rPr>
                   <w:drawing>
                     <wp:inline distT="0" distB="0" distL="0" distR="0">
-                      <wp:extent cx="1343496" cy="931697"/>
-                      <wp:effectExtent l="0" t="0" r="0" b="0"/>
-                      <wp:docPr id="1" name="Image 1" descr="logo_lycee.png"/>
+                      <wp:extent cx="1440000" cy="838130"/>
+                      <wp:effectExtent l="19050" t="0" r="7800" b="0"/>
+                      <wp:docPr id="4" name="Image 1" descr="logo.png"/>
                       <wp:cNvGraphicFramePr>
                         <a:graphicFrameLocks xmlns:a="http://schemas.openxmlformats.org/drawingml/2006/main" noChangeAspect="1"/>
                       </wp:cNvGraphicFramePr>
@@ -5307,7 +5307,7 @@
                         <a:graphicData uri="http://schemas.openxmlformats.org/drawingml/2006/picture">
                           <pic:pic xmlns:pic="http://schemas.openxmlformats.org/drawingml/2006/picture">
                             <pic:nvPicPr>
-                              <pic:cNvPr id="0" name="logo_lycee.png"/>
+                              <pic:cNvPr id="0" name="logo.png"/>
                               <pic:cNvPicPr/>
                             </pic:nvPicPr>
                             <pic:blipFill>
@@ -5319,7 +5319,7 @@
                             <pic:spPr>
                               <a:xfrm>
                                 <a:off x="0" y="0"/>
-                                <a:ext cx="1344374" cy="932306"/>
+                                <a:ext cx="1440000" cy="838130"/>
                               </a:xfrm>
                               <a:prstGeom prst="rect">
                                 <a:avLst/>
@@ -9003,330 +9003,6 @@
 </w:styles>
 </file>
 
-<file path=word/glossary/document.xml><?xml version="1.0" encoding="utf-8"?>
-<w:glossaryDocument xmlns:ve="http://schemas.openxmlformats.org/markup-compatibility/2006" xmlns:o="urn:schemas-microsoft-com:office:office" xmlns:r="http://schemas.openxmlformats.org/officeDocument/2006/relationships" xmlns:m="http://schemas.openxmlformats.org/officeDocument/2006/math" xmlns:v="urn:schemas-microsoft-com:vml" xmlns:wp="http://schemas.openxmlformats.org/drawingml/2006/wordprocessingDrawing" xmlns:w10="urn:schemas-microsoft-com:office:word" xmlns:w="http://schemas.openxmlformats.org/wordprocessingml/2006/main" xmlns:wne="http://schemas.microsoft.com/office/word/2006/wordml">
-  <w:docParts/>
-</w:glossaryDocument>
-</file>
-
-<file path=word/glossary/fontTable.xml><?xml version="1.0" encoding="utf-8"?>
-<w:fonts xmlns:r="http://schemas.openxmlformats.org/officeDocument/2006/relationships" xmlns:w="http://schemas.openxmlformats.org/wordprocessingml/2006/main">
-  <w:font w:name="Wingdings">
-    <w:panose1 w:val="05000000000000000000"/>
-    <w:charset w:val="02"/>
-    <w:family w:val="auto"/>
-    <w:pitch w:val="variable"/>
-    <w:sig w:usb0="00000000" w:usb1="10000000" w:usb2="00000000" w:usb3="00000000" w:csb0="80000000" w:csb1="00000000"/>
-  </w:font>
-  <w:font w:name="Times New Roman">
-    <w:panose1 w:val="02020603050405020304"/>
-    <w:charset w:val="00"/>
-    <w:family w:val="roman"/>
-    <w:pitch w:val="variable"/>
-    <w:sig w:usb0="E0002EFF" w:usb1="C0007843" w:usb2="00000009" w:usb3="00000000" w:csb0="000001FF" w:csb1="00000000"/>
-  </w:font>
-  <w:font w:name="Courier New">
-    <w:panose1 w:val="02070309020205020404"/>
-    <w:charset w:val="00"/>
-    <w:family w:val="modern"/>
-    <w:pitch w:val="fixed"/>
-    <w:sig w:usb0="E0002AFF" w:usb1="C0007843" w:usb2="00000009" w:usb3="00000000" w:csb0="000001FF" w:csb1="00000000"/>
-  </w:font>
-  <w:font w:name="Symbol">
-    <w:panose1 w:val="05050102010706020507"/>
-    <w:charset w:val="02"/>
-    <w:family w:val="roman"/>
-    <w:pitch w:val="variable"/>
-    <w:sig w:usb0="00000000" w:usb1="10000000" w:usb2="00000000" w:usb3="00000000" w:csb0="80000000" w:csb1="00000000"/>
-  </w:font>
-  <w:font w:name="Arial">
-    <w:panose1 w:val="020B0604020202020204"/>
-    <w:charset w:val="00"/>
-    <w:family w:val="swiss"/>
-    <w:pitch w:val="variable"/>
-    <w:sig w:usb0="E0002AFF" w:usb1="C0007843" w:usb2="00000009" w:usb3="00000000" w:csb0="000001FF" w:csb1="00000000"/>
-  </w:font>
-  <w:font w:name="Roboto Mono">
-    <w:altName w:val="Times New Roman"/>
-    <w:panose1 w:val="00000000000000000000"/>
-    <w:charset w:val="00"/>
-    <w:family w:val="roman"/>
-    <w:notTrueType/>
-    <w:pitch w:val="default"/>
-    <w:sig w:usb0="00000000" w:usb1="00000000" w:usb2="00000000" w:usb3="00000000" w:csb0="00000000" w:csb1="00000000"/>
-  </w:font>
-  <w:font w:name="Calibri">
-    <w:panose1 w:val="020F0502020204030204"/>
-    <w:charset w:val="00"/>
-    <w:family w:val="swiss"/>
-    <w:pitch w:val="variable"/>
-    <w:sig w:usb0="E00002FF" w:usb1="4000ACFF" w:usb2="00000001" w:usb3="00000000" w:csb0="0000019F" w:csb1="00000000"/>
-  </w:font>
-  <w:font w:name="Cambria">
-    <w:panose1 w:val="02040503050406030204"/>
-    <w:charset w:val="00"/>
-    <w:family w:val="roman"/>
-    <w:pitch w:val="variable"/>
-    <w:sig w:usb0="E00002FF" w:usb1="400004FF" w:usb2="00000000" w:usb3="00000000" w:csb0="0000019F" w:csb1="00000000"/>
-  </w:font>
-  <w:font w:name="Tahoma">
-    <w:panose1 w:val="020B0604030504040204"/>
-    <w:charset w:val="00"/>
-    <w:family w:val="swiss"/>
-    <w:pitch w:val="variable"/>
-    <w:sig w:usb0="E1002EFF" w:usb1="C000605B" w:usb2="00000029" w:usb3="00000000" w:csb0="000101FF" w:csb1="00000000"/>
-  </w:font>
-  <w:font w:name="Arial MT">
-    <w:altName w:val="Arial"/>
-    <w:charset w:val="01"/>
-    <w:family w:val="swiss"/>
-    <w:pitch w:val="variable"/>
-    <w:sig w:usb0="00000000" w:usb1="00000000" w:usb2="00000000" w:usb3="00000000" w:csb0="00000000" w:csb1="00000000"/>
-  </w:font>
-</w:fonts>
-</file>
-
-<file path=word/glossary/settings.xml><?xml version="1.0" encoding="utf-8"?>
-<w:settings xmlns:o="urn:schemas-microsoft-com:office:office" xmlns:r="http://schemas.openxmlformats.org/officeDocument/2006/relationships" xmlns:m="http://schemas.openxmlformats.org/officeDocument/2006/math" xmlns:v="urn:schemas-microsoft-com:vml" xmlns:w10="urn:schemas-microsoft-com:office:word" xmlns:w="http://schemas.openxmlformats.org/wordprocessingml/2006/main" xmlns:sl="http://schemas.openxmlformats.org/schemaLibrary/2006/main">
-  <w:view w:val="normal"/>
-  <w:defaultTabStop w:val="708"/>
-  <w:hyphenationZone w:val="425"/>
-  <w:characterSpacingControl w:val="doNotCompress"/>
-  <w:compat>
-    <w:useFELayout/>
-  </w:compat>
-  <w:rsids>
-    <w:rsidRoot w:val="00C6238D"/>
-    <w:rsid w:val="007C3BC6"/>
-    <w:rsid w:val="00C6238D"/>
-  </w:rsids>
-  <m:mathPr>
-    <m:mathFont m:val="Cambria Math"/>
-    <m:brkBin m:val="before"/>
-    <m:brkBinSub m:val="--"/>
-    <m:smallFrac m:val="off"/>
-    <m:dispDef/>
-    <m:lMargin m:val="0"/>
-    <m:rMargin m:val="0"/>
-    <m:defJc m:val="centerGroup"/>
-    <m:wrapIndent m:val="1440"/>
-    <m:intLim m:val="subSup"/>
-    <m:naryLim m:val="undOvr"/>
-  </m:mathPr>
-  <w:themeFontLang w:val="fr-FR"/>
-  <w:clrSchemeMapping w:bg1="light1" w:t1="dark1" w:bg2="light2" w:t2="dark2" w:accent1="accent1" w:accent2="accent2" w:accent3="accent3" w:accent4="accent4" w:accent5="accent5" w:accent6="accent6" w:hyperlink="hyperlink" w:followedHyperlink="followedHyperlink"/>
-  <w:decimalSymbol w:val=","/>
-  <w:listSeparator w:val=";"/>
-</w:settings>
-</file>
-
-<file path=word/glossary/styles.xml><?xml version="1.0" encoding="utf-8"?>
-<w:styles xmlns:r="http://schemas.openxmlformats.org/officeDocument/2006/relationships" xmlns:w="http://schemas.openxmlformats.org/wordprocessingml/2006/main">
-  <w:docDefaults>
-    <w:rPrDefault>
-      <w:rPr>
-        <w:rFonts w:asciiTheme="minorHAnsi" w:eastAsiaTheme="minorEastAsia" w:hAnsiTheme="minorHAnsi" w:cstheme="minorBidi"/>
-        <w:sz w:val="22"/>
-        <w:szCs w:val="22"/>
-        <w:lang w:val="fr-FR" w:eastAsia="fr-FR" w:bidi="ar-SA"/>
-      </w:rPr>
-    </w:rPrDefault>
-    <w:pPrDefault>
-      <w:pPr>
-        <w:spacing w:after="200" w:line="276" w:lineRule="auto"/>
-      </w:pPr>
-    </w:pPrDefault>
-  </w:docDefaults>
-  <w:latentStyles w:defLockedState="0" w:defUIPriority="99" w:defSemiHidden="1" w:defUnhideWhenUsed="1" w:defQFormat="0" w:count="267">
-    <w:lsdException w:name="Normal" w:semiHidden="0" w:uiPriority="0" w:unhideWhenUsed="0" w:qFormat="1"/>
-    <w:lsdException w:name="heading 1" w:semiHidden="0" w:uiPriority="9" w:unhideWhenUsed="0" w:qFormat="1"/>
-    <w:lsdException w:name="heading 2" w:uiPriority="9" w:qFormat="1"/>
-    <w:lsdException w:name="heading 3" w:uiPriority="9" w:qFormat="1"/>
-    <w:lsdException w:name="heading 4" w:uiPriority="9" w:qFormat="1"/>
-    <w:lsdException w:name="heading 5" w:uiPriority="9" w:qFormat="1"/>
-    <w:lsdException w:name="heading 6" w:uiPriority="9" w:qFormat="1"/>
-    <w:lsdException w:name="heading 7" w:uiPriority="9" w:qFormat="1"/>
-    <w:lsdException w:name="heading 8" w:uiPriority="9" w:qFormat="1"/>
-    <w:lsdException w:name="heading 9" w:uiPriority="9" w:qFormat="1"/>
-    <w:lsdException w:name="toc 1" w:uiPriority="39"/>
-    <w:lsdException w:name="toc 2" w:uiPriority="39"/>
-    <w:lsdException w:name="toc 3" w:uiPriority="39"/>
-    <w:lsdException w:name="toc 4" w:uiPriority="39"/>
-    <w:lsdException w:name="toc 5" w:uiPriority="39"/>
-    <w:lsdException w:name="toc 6" w:uiPriority="39"/>
-    <w:lsdException w:name="toc 7" w:uiPriority="39"/>
-    <w:lsdException w:name="toc 8" w:uiPriority="39"/>
-    <w:lsdException w:name="toc 9" w:uiPriority="39"/>
-    <w:lsdException w:name="caption" w:uiPriority="35" w:qFormat="1"/>
-    <w:lsdException w:name="Title" w:semiHidden="0" w:uiPriority="10" w:unhideWhenUsed="0" w:qFormat="1"/>
-    <w:lsdException w:name="Default Paragraph Font" w:uiPriority="1"/>
-    <w:lsdException w:name="Subtitle" w:semiHidden="0" w:uiPriority="11" w:unhideWhenUsed="0" w:qFormat="1"/>
-    <w:lsdException w:name="Strong" w:semiHidden="0" w:uiPriority="22" w:unhideWhenUsed="0" w:qFormat="1"/>
-    <w:lsdException w:name="Emphasis" w:semiHidden="0" w:uiPriority="20" w:unhideWhenUsed="0" w:qFormat="1"/>
-    <w:lsdException w:name="Table Grid" w:semiHidden="0" w:uiPriority="59" w:unhideWhenUsed="0"/>
-    <w:lsdException w:name="Placeholder Text" w:unhideWhenUsed="0"/>
-    <w:lsdException w:name="No Spacing" w:semiHidden="0" w:uiPriority="1" w:unhideWhenUsed="0" w:qFormat="1"/>
-    <w:lsdException w:name="Light Shading" w:semiHidden="0" w:uiPriority="60" w:unhideWhenUsed="0"/>
-    <w:lsdException w:name="Light List" w:semiHidden="0" w:uiPriority="61" w:unhideWhenUsed="0"/>
-    <w:lsdException w:name="Light Grid" w:semiHidden="0" w:uiPriority="62" w:unhideWhenUsed="0"/>
-    <w:lsdException w:name="Medium Shading 1" w:semiHidden="0" w:uiPriority="63" w:unhideWhenUsed="0"/>
-    <w:lsdException w:name="Medium Shading 2" w:semiHidden="0" w:uiPriority="64" w:unhideWhenUsed="0"/>
-    <w:lsdException w:name="Medium List 1" w:semiHidden="0" w:uiPriority="65" w:unhideWhenUsed="0"/>
-    <w:lsdException w:name="Medium List 2" w:semiHidden="0" w:uiPriority="66" w:unhideWhenUsed="0"/>
-    <w:lsdException w:name="Medium Grid 1" w:semiHidden="0" w:uiPriority="67" w:unhideWhenUsed="0"/>
-    <w:lsdException w:name="Medium Grid 2" w:semiHidden="0" w:uiPriority="68" w:unhideWhenUsed="0"/>
-    <w:lsdException w:name="Medium Grid 3" w:semiHidden="0" w:uiPriority="69" w:unhideWhenUsed="0"/>
-    <w:lsdException w:name="Dark List" w:semiHidden="0" w:uiPriority="70" w:unhideWhenUsed="0"/>
-    <w:lsdException w:name="Colorful Shading" w:semiHidden="0" w:uiPriority="71" w:unhideWhenUsed="0"/>
-    <w:lsdException w:name="Colorful List" w:semiHidden="0" w:uiPriority="72" w:unhideWhenUsed="0"/>
-    <w:lsdException w:name="Colorful Grid" w:semiHidden="0" w:uiPriority="73" w:unhideWhenUsed="0"/>
-    <w:lsdException w:name="Light Shading Accent 1" w:semiHidden="0" w:uiPriority="60" w:unhideWhenUsed="0"/>
-    <w:lsdException w:name="Light List Accent 1" w:semiHidden="0" w:uiPriority="61" w:unhideWhenUsed="0"/>
-    <w:lsdException w:name="Light Grid Accent 1" w:semiHidden="0" w:uiPriority="62" w:unhideWhenUsed="0"/>
-    <w:lsdException w:name="Medium Shading 1 Accent 1" w:semiHidden="0" w:uiPriority="63" w:unhideWhenUsed="0"/>
-    <w:lsdException w:name="Medium Shading 2 Accent 1" w:semiHidden="0" w:uiPriority="64" w:unhideWhenUsed="0"/>
-    <w:lsdException w:name="Medium List 1 Accent 1" w:semiHidden="0" w:uiPriority="65" w:unhideWhenUsed="0"/>
-    <w:lsdException w:name="Revision" w:unhideWhenUsed="0"/>
-    <w:lsdException w:name="List Paragraph" w:semiHidden="0" w:uiPriority="34" w:unhideWhenUsed="0" w:qFormat="1"/>
-    <w:lsdException w:name="Quote" w:semiHidden="0" w:uiPriority="29" w:unhideWhenUsed="0" w:qFormat="1"/>
-    <w:lsdException w:name="Intense Quote" w:semiHidden="0" w:uiPriority="30" w:unhideWhenUsed="0" w:qFormat="1"/>
-    <w:lsdException w:name="Medium List 2 Accent 1" w:semiHidden="0" w:uiPriority="66" w:unhideWhenUsed="0"/>
-    <w:lsdException w:name="Medium Grid 1 Accent 1" w:semiHidden="0" w:uiPriority="67" w:unhideWhenUsed="0"/>
-    <w:lsdException w:name="Medium Grid 2 Accent 1" w:semiHidden="0" w:uiPriority="68" w:unhideWhenUsed="0"/>
-    <w:lsdException w:name="Medium Grid 3 Accent 1" w:semiHidden="0" w:uiPriority="69" w:unhideWhenUsed="0"/>
-    <w:lsdException w:name="Dark List Accent 1" w:semiHidden="0" w:uiPriority="70" w:unhideWhenUsed="0"/>
-    <w:lsdException w:name="Colorful Shading Accent 1" w:semiHidden="0" w:uiPriority="71" w:unhideWhenUsed="0"/>
-    <w:lsdException w:name="Colorful List Accent 1" w:semiHidden="0" w:uiPriority="72" w:unhideWhenUsed="0"/>
-    <w:lsdException w:name="Colorful Grid Accent 1" w:semiHidden="0" w:uiPriority="73" w:unhideWhenUsed="0"/>
-    <w:lsdException w:name="Light Shading Accent 2" w:semiHidden="0" w:uiPriority="60" w:unhideWhenUsed="0"/>
-    <w:lsdException w:name="Light List Accent 2" w:semiHidden="0" w:uiPriority="61" w:unhideWhenUsed="0"/>
-    <w:lsdException w:name="Light Grid Accent 2" w:semiHidden="0" w:uiPriority="62" w:unhideWhenUsed="0"/>
-    <w:lsdException w:name="Medium Shading 1 Accent 2" w:semiHidden="0" w:uiPriority="63" w:unhideWhenUsed="0"/>
-    <w:lsdException w:name="Medium Shading 2 Accent 2" w:semiHidden="0" w:uiPriority="64" w:unhideWhenUsed="0"/>
-    <w:lsdException w:name="Medium List 1 Accent 2" w:semiHidden="0" w:uiPriority="65" w:unhideWhenUsed="0"/>
-    <w:lsdException w:name="Medium List 2 Accent 2" w:semiHidden="0" w:uiPriority="66" w:unhideWhenUsed="0"/>
-    <w:lsdException w:name="Medium Grid 1 Accent 2" w:semiHidden="0" w:uiPriority="67" w:unhideWhenUsed="0"/>
-    <w:lsdException w:name="Medium Grid 2 Accent 2" w:semiHidden="0" w:uiPriority="68" w:unhideWhenUsed="0"/>
-    <w:lsdException w:name="Medium Grid 3 Accent 2" w:semiHidden="0" w:uiPriority="69" w:unhideWhenUsed="0"/>
-    <w:lsdException w:name="Dark List Accent 2" w:semiHidden="0" w:uiPriority="70" w:unhideWhenUsed="0"/>
-    <w:lsdException w:name="Colorful Shading Accent 2" w:semiHidden="0" w:uiPriority="71" w:unhideWhenUsed="0"/>
-    <w:lsdException w:name="Colorful List Accent 2" w:semiHidden="0" w:uiPriority="72" w:unhideWhenUsed="0"/>
-    <w:lsdException w:name="Colorful Grid Accent 2" w:semiHidden="0" w:uiPriority="73" w:unhideWhenUsed="0"/>
-    <w:lsdException w:name="Light Shading Accent 3" w:semiHidden="0" w:uiPriority="60" w:unhideWhenUsed="0"/>
-    <w:lsdException w:name="Light List Accent 3" w:semiHidden="0" w:uiPriority="61" w:unhideWhenUsed="0"/>
-    <w:lsdException w:name="Light Grid Accent 3" w:semiHidden="0" w:uiPriority="62" w:unhideWhenUsed="0"/>
-    <w:lsdException w:name="Medium Shading 1 Accent 3" w:semiHidden="0" w:uiPriority="63" w:unhideWhenUsed="0"/>
-    <w:lsdException w:name="Medium Shading 2 Accent 3" w:semiHidden="0" w:uiPriority="64" w:unhideWhenUsed="0"/>
-    <w:lsdException w:name="Medium List 1 Accent 3" w:semiHidden="0" w:uiPriority="65" w:unhideWhenUsed="0"/>
-    <w:lsdException w:name="Medium List 2 Accent 3" w:semiHidden="0" w:uiPriority="66" w:unhideWhenUsed="0"/>
-    <w:lsdException w:name="Medium Grid 1 Accent 3" w:semiHidden="0" w:uiPriority="67" w:unhideWhenUsed="0"/>
-    <w:lsdException w:name="Medium Grid 2 Accent 3" w:semiHidden="0" w:uiPriority="68" w:unhideWhenUsed="0"/>
-    <w:lsdException w:name="Medium Grid 3 Accent 3" w:semiHidden="0" w:uiPriority="69" w:unhideWhenUsed="0"/>
-    <w:lsdException w:name="Dark List Accent 3" w:semiHidden="0" w:uiPriority="70" w:unhideWhenUsed="0"/>
-    <w:lsdException w:name="Colorful Shading Accent 3" w:semiHidden="0" w:uiPriority="71" w:unhideWhenUsed="0"/>
-    <w:lsdException w:name="Colorful List Accent 3" w:semiHidden="0" w:uiPriority="72" w:unhideWhenUsed="0"/>
-    <w:lsdException w:name="Colorful Grid Accent 3" w:semiHidden="0" w:uiPriority="73" w:unhideWhenUsed="0"/>
-    <w:lsdException w:name="Light Shading Accent 4" w:semiHidden="0" w:uiPriority="60" w:unhideWhenUsed="0"/>
-    <w:lsdException w:name="Light List Accent 4" w:semiHidden="0" w:uiPriority="61" w:unhideWhenUsed="0"/>
-    <w:lsdException w:name="Light Grid Accent 4" w:semiHidden="0" w:uiPriority="62" w:unhideWhenUsed="0"/>
-    <w:lsdException w:name="Medium Shading 1 Accent 4" w:semiHidden="0" w:uiPriority="63" w:unhideWhenUsed="0"/>
-    <w:lsdException w:name="Medium Shading 2 Accent 4" w:semiHidden="0" w:uiPriority="64" w:unhideWhenUsed="0"/>
-    <w:lsdException w:name="Medium List 1 Accent 4" w:semiHidden="0" w:uiPriority="65" w:unhideWhenUsed="0"/>
-    <w:lsdException w:name="Medium List 2 Accent 4" w:semiHidden="0" w:uiPriority="66" w:unhideWhenUsed="0"/>
-    <w:lsdException w:name="Medium Grid 1 Accent 4" w:semiHidden="0" w:uiPriority="67" w:unhideWhenUsed="0"/>
-    <w:lsdException w:name="Medium Grid 2 Accent 4" w:semiHidden="0" w:uiPriority="68" w:unhideWhenUsed="0"/>
-    <w:lsdException w:name="Medium Grid 3 Accent 4" w:semiHidden="0" w:uiPriority="69" w:unhideWhenUsed="0"/>
-    <w:lsdException w:name="Dark List Accent 4" w:semiHidden="0" w:uiPriority="70" w:unhideWhenUsed="0"/>
-    <w:lsdException w:name="Colorful Shading Accent 4" w:semiHidden="0" w:uiPriority="71" w:unhideWhenUsed="0"/>
-    <w:lsdException w:name="Colorful List Accent 4" w:semiHidden="0" w:uiPriority="72" w:unhideWhenUsed="0"/>
-    <w:lsdException w:name="Colorful Grid Accent 4" w:semiHidden="0" w:uiPriority="73" w:unhideWhenUsed="0"/>
-    <w:lsdException w:name="Light Shading Accent 5" w:semiHidden="0" w:uiPriority="60" w:unhideWhenUsed="0"/>
-    <w:lsdException w:name="Light List Accent 5" w:semiHidden="0" w:uiPriority="61" w:unhideWhenUsed="0"/>
-    <w:lsdException w:name="Light Grid Accent 5" w:semiHidden="0" w:uiPriority="62" w:unhideWhenUsed="0"/>
-    <w:lsdException w:name="Medium Shading 1 Accent 5" w:semiHidden="0" w:uiPriority="63" w:unhideWhenUsed="0"/>
-    <w:lsdException w:name="Medium Shading 2 Accent 5" w:semiHidden="0" w:uiPriority="64" w:unhideWhenUsed="0"/>
-    <w:lsdException w:name="Medium List 1 Accent 5" w:semiHidden="0" w:uiPriority="65" w:unhideWhenUsed="0"/>
-    <w:lsdException w:name="Medium List 2 Accent 5" w:semiHidden="0" w:uiPriority="66" w:unhideWhenUsed="0"/>
-    <w:lsdException w:name="Medium Grid 1 Accent 5" w:semiHidden="0" w:uiPriority="67" w:unhideWhenUsed="0"/>
-    <w:lsdException w:name="Medium Grid 2 Accent 5" w:semiHidden="0" w:uiPriority="68" w:unhideWhenUsed="0"/>
-    <w:lsdException w:name="Medium Grid 3 Accent 5" w:semiHidden="0" w:uiPriority="69" w:unhideWhenUsed="0"/>
-    <w:lsdException w:name="Dark List Accent 5" w:semiHidden="0" w:uiPriority="70" w:unhideWhenUsed="0"/>
-    <w:lsdException w:name="Colorful Shading Accent 5" w:semiHidden="0" w:uiPriority="71" w:unhideWhenUsed="0"/>
-    <w:lsdException w:name="Colorful List Accent 5" w:semiHidden="0" w:uiPriority="72" w:unhideWhenUsed="0"/>
-    <w:lsdException w:name="Colorful Grid Accent 5" w:semiHidden="0" w:uiPriority="73" w:unhideWhenUsed="0"/>
-    <w:lsdException w:name="Light Shading Accent 6" w:semiHidden="0" w:uiPriority="60" w:unhideWhenUsed="0"/>
-    <w:lsdException w:name="Light List Accent 6" w:semiHidden="0" w:uiPriority="61" w:unhideWhenUsed="0"/>
-    <w:lsdException w:name="Light Grid Accent 6" w:semiHidden="0" w:uiPriority="62" w:unhideWhenUsed="0"/>
-    <w:lsdException w:name="Medium Shading 1 Accent 6" w:semiHidden="0" w:uiPriority="63" w:unhideWhenUsed="0"/>
-    <w:lsdException w:name="Medium Shading 2 Accent 6" w:semiHidden="0" w:uiPriority="64" w:unhideWhenUsed="0"/>
-    <w:lsdException w:name="Medium List 1 Accent 6" w:semiHidden="0" w:uiPriority="65" w:unhideWhenUsed="0"/>
-    <w:lsdException w:name="Medium List 2 Accent 6" w:semiHidden="0" w:uiPriority="66" w:unhideWhenUsed="0"/>
-    <w:lsdException w:name="Medium Grid 1 Accent 6" w:semiHidden="0" w:uiPriority="67" w:unhideWhenUsed="0"/>
-    <w:lsdException w:name="Medium Grid 2 Accent 6" w:semiHidden="0" w:uiPriority="68" w:unhideWhenUsed="0"/>
-    <w:lsdException w:name="Medium Grid 3 Accent 6" w:semiHidden="0" w:uiPriority="69" w:unhideWhenUsed="0"/>
-    <w:lsdException w:name="Dark List Accent 6" w:semiHidden="0" w:uiPriority="70" w:unhideWhenUsed="0"/>
-    <w:lsdException w:name="Colorful Shading Accent 6" w:semiHidden="0" w:uiPriority="71" w:unhideWhenUsed="0"/>
-    <w:lsdException w:name="Colorful List Accent 6" w:semiHidden="0" w:uiPriority="72" w:unhideWhenUsed="0"/>
-    <w:lsdException w:name="Colorful Grid Accent 6" w:semiHidden="0" w:uiPriority="73" w:unhideWhenUsed="0"/>
-    <w:lsdException w:name="Subtle Emphasis" w:semiHidden="0" w:uiPriority="19" w:unhideWhenUsed="0" w:qFormat="1"/>
-    <w:lsdException w:name="Intense Emphasis" w:semiHidden="0" w:uiPriority="21" w:unhideWhenUsed="0" w:qFormat="1"/>
-    <w:lsdException w:name="Subtle Reference" w:semiHidden="0" w:uiPriority="31" w:unhideWhenUsed="0" w:qFormat="1"/>
-    <w:lsdException w:name="Intense Reference" w:semiHidden="0" w:uiPriority="32" w:unhideWhenUsed="0" w:qFormat="1"/>
-    <w:lsdException w:name="Book Title" w:semiHidden="0" w:uiPriority="33" w:unhideWhenUsed="0" w:qFormat="1"/>
-    <w:lsdException w:name="Bibliography" w:uiPriority="37"/>
-    <w:lsdException w:name="TOC Heading" w:uiPriority="39" w:qFormat="1"/>
-  </w:latentStyles>
-  <w:style w:type="paragraph" w:default="1" w:styleId="Normal">
-    <w:name w:val="Normal"/>
-    <w:qFormat/>
-  </w:style>
-  <w:style w:type="character" w:default="1" w:styleId="Policepardfaut">
-    <w:name w:val="Default Paragraph Font"/>
-    <w:uiPriority w:val="1"/>
-    <w:semiHidden/>
-    <w:unhideWhenUsed/>
-  </w:style>
-  <w:style w:type="table" w:default="1" w:styleId="TableauNormal">
-    <w:name w:val="Normal Table"/>
-    <w:uiPriority w:val="99"/>
-    <w:semiHidden/>
-    <w:unhideWhenUsed/>
-    <w:qFormat/>
-    <w:tblPr>
-      <w:tblInd w:w="0" w:type="dxa"/>
-      <w:tblCellMar>
-        <w:top w:w="0" w:type="dxa"/>
-        <w:left w:w="108" w:type="dxa"/>
-        <w:bottom w:w="0" w:type="dxa"/>
-        <w:right w:w="108" w:type="dxa"/>
-      </w:tblCellMar>
-    </w:tblPr>
-  </w:style>
-  <w:style w:type="numbering" w:default="1" w:styleId="Aucuneliste">
-    <w:name w:val="No List"/>
-    <w:uiPriority w:val="99"/>
-    <w:semiHidden/>
-    <w:unhideWhenUsed/>
-  </w:style>
-  <w:style w:type="character" w:styleId="Textedelespacerserv">
-    <w:name w:val="Placeholder Text"/>
-    <w:basedOn w:val="Policepardfaut"/>
-    <w:uiPriority w:val="99"/>
-    <w:semiHidden/>
-    <w:rsid w:val="00C6238D"/>
-    <w:rPr>
-      <w:color w:val="808080"/>
-    </w:rPr>
-  </w:style>
-</w:styles>
-</file>
-
-<file path=word/glossary/webSettings.xml><?xml version="1.0" encoding="utf-8"?>
-<w:webSettings xmlns:r="http://schemas.openxmlformats.org/officeDocument/2006/relationships" xmlns:w="http://schemas.openxmlformats.org/wordprocessingml/2006/main">
-  <w:optimizeForBrowser/>
-</w:webSettings>
-</file>
-
 <file path=word/theme/theme1.xml><?xml version="1.0" encoding="utf-8"?>
 <a:theme xmlns:a="http://schemas.openxmlformats.org/drawingml/2006/main" name="Thème Office">
   <a:themeElements>
